--- a/klagomål/A 54601-2022 FSC-klagomål.docx
+++ b/klagomål/A 54601-2022 FSC-klagomål.docx
@@ -1166,7 +1166,7 @@
     <w:r>
       <w:tab/>
       <w:tab/>
-      <w:t>2026-09-14</w:t>
+      <w:t>2026-09-15</w:t>
       <w:br/>
       <w:br/>
     </w:r>

--- a/klagomål/A 54601-2022 FSC-klagomål.docx
+++ b/klagomål/A 54601-2022 FSC-klagomål.docx
@@ -1166,7 +1166,7 @@
     <w:r>
       <w:tab/>
       <w:tab/>
-      <w:t>2026-09-15</w:t>
+      <w:t>2026-09-16</w:t>
       <w:br/>
       <w:br/>
     </w:r>

--- a/klagomål/A 54601-2022 FSC-klagomål.docx
+++ b/klagomål/A 54601-2022 FSC-klagomål.docx
@@ -1166,7 +1166,7 @@
     <w:r>
       <w:tab/>
       <w:tab/>
-      <w:t>2026-09-16</w:t>
+      <w:t>2026-09-17</w:t>
       <w:br/>
       <w:br/>
     </w:r>

--- a/klagomål/A 54601-2022 FSC-klagomål.docx
+++ b/klagomål/A 54601-2022 FSC-klagomål.docx
@@ -1166,7 +1166,7 @@
     <w:r>
       <w:tab/>
       <w:tab/>
-      <w:t>2026-09-17</w:t>
+      <w:t>2026-09-18</w:t>
       <w:br/>
       <w:br/>
     </w:r>

--- a/klagomål/A 54601-2022 FSC-klagomål.docx
+++ b/klagomål/A 54601-2022 FSC-klagomål.docx
@@ -1166,7 +1166,7 @@
     <w:r>
       <w:tab/>
       <w:tab/>
-      <w:t>2026-09-18</w:t>
+      <w:t>2026-09-19</w:t>
       <w:br/>
       <w:br/>
     </w:r>

--- a/klagomål/A 54601-2022 FSC-klagomål.docx
+++ b/klagomål/A 54601-2022 FSC-klagomål.docx
@@ -1166,7 +1166,7 @@
     <w:r>
       <w:tab/>
       <w:tab/>
-      <w:t>2026-09-19</w:t>
+      <w:t>2026-09-21</w:t>
       <w:br/>
       <w:br/>
     </w:r>

--- a/klagomål/A 54601-2022 FSC-klagomål.docx
+++ b/klagomål/A 54601-2022 FSC-klagomål.docx
@@ -1166,7 +1166,7 @@
     <w:r>
       <w:tab/>
       <w:tab/>
-      <w:t>2026-09-21</w:t>
+      <w:t>2026-09-23</w:t>
       <w:br/>
       <w:br/>
     </w:r>

--- a/klagomål/A 54601-2022 FSC-klagomål.docx
+++ b/klagomål/A 54601-2022 FSC-klagomål.docx
@@ -1166,7 +1166,7 @@
     <w:r>
       <w:tab/>
       <w:tab/>
-      <w:t>2026-09-23</w:t>
+      <w:t>2026-09-24</w:t>
       <w:br/>
       <w:br/>
     </w:r>

--- a/klagomål/A 54601-2022 FSC-klagomål.docx
+++ b/klagomål/A 54601-2022 FSC-klagomål.docx
@@ -1166,7 +1166,7 @@
     <w:r>
       <w:tab/>
       <w:tab/>
-      <w:t>2026-09-24</w:t>
+      <w:t>2026-09-25</w:t>
       <w:br/>
       <w:br/>
     </w:r>

--- a/klagomål/A 54601-2022 FSC-klagomål.docx
+++ b/klagomål/A 54601-2022 FSC-klagomål.docx
@@ -1166,7 +1166,7 @@
     <w:r>
       <w:tab/>
       <w:tab/>
-      <w:t>2026-09-25</w:t>
+      <w:t>2026-09-26</w:t>
       <w:br/>
       <w:br/>
     </w:r>

--- a/klagomål/A 54601-2022 FSC-klagomål.docx
+++ b/klagomål/A 54601-2022 FSC-klagomål.docx
@@ -1166,7 +1166,7 @@
     <w:r>
       <w:tab/>
       <w:tab/>
-      <w:t>2026-09-26</w:t>
+      <w:t>2026-09-27</w:t>
       <w:br/>
       <w:br/>
     </w:r>

--- a/klagomål/A 54601-2022 FSC-klagomål.docx
+++ b/klagomål/A 54601-2022 FSC-klagomål.docx
@@ -1166,7 +1166,7 @@
     <w:r>
       <w:tab/>
       <w:tab/>
-      <w:t>2026-09-27</w:t>
+      <w:t>2026-09-28</w:t>
       <w:br/>
       <w:br/>
     </w:r>

--- a/klagomål/A 54601-2022 FSC-klagomål.docx
+++ b/klagomål/A 54601-2022 FSC-klagomål.docx
@@ -1166,7 +1166,7 @@
     <w:r>
       <w:tab/>
       <w:tab/>
-      <w:t>2026-09-28</w:t>
+      <w:t>2026-09-29</w:t>
       <w:br/>
       <w:br/>
     </w:r>

--- a/klagomål/A 54601-2022 FSC-klagomål.docx
+++ b/klagomål/A 54601-2022 FSC-klagomål.docx
@@ -1166,7 +1166,7 @@
     <w:r>
       <w:tab/>
       <w:tab/>
-      <w:t>2026-09-29</w:t>
+      <w:t>2026-09-30</w:t>
       <w:br/>
       <w:br/>
     </w:r>

--- a/klagomål/A 54601-2022 FSC-klagomål.docx
+++ b/klagomål/A 54601-2022 FSC-klagomål.docx
@@ -1166,7 +1166,7 @@
     <w:r>
       <w:tab/>
       <w:tab/>
-      <w:t>2026-09-30</w:t>
+      <w:t>2026-10-01</w:t>
       <w:br/>
       <w:br/>
     </w:r>

--- a/klagomål/A 54601-2022 FSC-klagomål.docx
+++ b/klagomål/A 54601-2022 FSC-klagomål.docx
@@ -1166,7 +1166,7 @@
     <w:r>
       <w:tab/>
       <w:tab/>
-      <w:t>2026-10-01</w:t>
+      <w:t>2026-10-02</w:t>
       <w:br/>
       <w:br/>
     </w:r>

--- a/klagomål/A 54601-2022 FSC-klagomål.docx
+++ b/klagomål/A 54601-2022 FSC-klagomål.docx
@@ -1166,7 +1166,7 @@
     <w:r>
       <w:tab/>
       <w:tab/>
-      <w:t>2026-10-02</w:t>
+      <w:t>2026-10-03</w:t>
       <w:br/>
       <w:br/>
     </w:r>

--- a/klagomål/A 54601-2022 FSC-klagomål.docx
+++ b/klagomål/A 54601-2022 FSC-klagomål.docx
@@ -1166,7 +1166,7 @@
     <w:r>
       <w:tab/>
       <w:tab/>
-      <w:t>2026-10-03</w:t>
+      <w:t>2026-10-04</w:t>
       <w:br/>
       <w:br/>
     </w:r>

--- a/klagomål/A 54601-2022 FSC-klagomål.docx
+++ b/klagomål/A 54601-2022 FSC-klagomål.docx
@@ -1166,7 +1166,7 @@
     <w:r>
       <w:tab/>
       <w:tab/>
-      <w:t>2026-10-04</w:t>
+      <w:t>2026-10-05</w:t>
       <w:br/>
       <w:br/>
     </w:r>

--- a/klagomål/A 54601-2022 FSC-klagomål.docx
+++ b/klagomål/A 54601-2022 FSC-klagomål.docx
@@ -1166,7 +1166,7 @@
     <w:r>
       <w:tab/>
       <w:tab/>
-      <w:t>2026-10-05</w:t>
+      <w:t>2026-10-06</w:t>
       <w:br/>
       <w:br/>
     </w:r>

--- a/klagomål/A 54601-2022 FSC-klagomål.docx
+++ b/klagomål/A 54601-2022 FSC-klagomål.docx
@@ -1166,7 +1166,7 @@
     <w:r>
       <w:tab/>
       <w:tab/>
-      <w:t>2026-10-06</w:t>
+      <w:t>2026-10-07</w:t>
       <w:br/>
       <w:br/>
     </w:r>

--- a/klagomål/A 54601-2022 FSC-klagomål.docx
+++ b/klagomål/A 54601-2022 FSC-klagomål.docx
@@ -1166,7 +1166,7 @@
     <w:r>
       <w:tab/>
       <w:tab/>
-      <w:t>2026-10-07</w:t>
+      <w:t>2026-10-08</w:t>
       <w:br/>
       <w:br/>
     </w:r>

--- a/klagomål/A 54601-2022 FSC-klagomål.docx
+++ b/klagomål/A 54601-2022 FSC-klagomål.docx
@@ -1166,7 +1166,7 @@
     <w:r>
       <w:tab/>
       <w:tab/>
-      <w:t>2026-10-08</w:t>
+      <w:t>2026-10-09</w:t>
       <w:br/>
       <w:br/>
     </w:r>

--- a/klagomål/A 54601-2022 FSC-klagomål.docx
+++ b/klagomål/A 54601-2022 FSC-klagomål.docx
@@ -1166,7 +1166,7 @@
     <w:r>
       <w:tab/>
       <w:tab/>
-      <w:t>2026-10-09</w:t>
+      <w:t>2026-10-10</w:t>
       <w:br/>
       <w:br/>
     </w:r>

--- a/klagomål/A 54601-2022 FSC-klagomål.docx
+++ b/klagomål/A 54601-2022 FSC-klagomål.docx
@@ -1166,7 +1166,7 @@
     <w:r>
       <w:tab/>
       <w:tab/>
-      <w:t>2026-10-10</w:t>
+      <w:t>2026-10-11</w:t>
       <w:br/>
       <w:br/>
     </w:r>

--- a/klagomål/A 54601-2022 FSC-klagomål.docx
+++ b/klagomål/A 54601-2022 FSC-klagomål.docx
@@ -1166,7 +1166,7 @@
     <w:r>
       <w:tab/>
       <w:tab/>
-      <w:t>2026-10-11</w:t>
+      <w:t>2026-10-12</w:t>
       <w:br/>
       <w:br/>
     </w:r>

--- a/klagomål/A 54601-2022 FSC-klagomål.docx
+++ b/klagomål/A 54601-2022 FSC-klagomål.docx
@@ -1166,7 +1166,7 @@
     <w:r>
       <w:tab/>
       <w:tab/>
-      <w:t>2026-10-12</w:t>
+      <w:t>2026-10-13</w:t>
       <w:br/>
       <w:br/>
     </w:r>

--- a/klagomål/A 54601-2022 FSC-klagomål.docx
+++ b/klagomål/A 54601-2022 FSC-klagomål.docx
@@ -1166,7 +1166,7 @@
     <w:r>
       <w:tab/>
       <w:tab/>
-      <w:t>2026-10-13</w:t>
+      <w:t>2026-10-14</w:t>
       <w:br/>
       <w:br/>
     </w:r>

--- a/klagomål/A 54601-2022 FSC-klagomål.docx
+++ b/klagomål/A 54601-2022 FSC-klagomål.docx
@@ -1166,7 +1166,7 @@
     <w:r>
       <w:tab/>
       <w:tab/>
-      <w:t>2026-10-14</w:t>
+      <w:t>2026-10-15</w:t>
       <w:br/>
       <w:br/>
     </w:r>

--- a/klagomål/A 54601-2022 FSC-klagomål.docx
+++ b/klagomål/A 54601-2022 FSC-klagomål.docx
@@ -1166,7 +1166,7 @@
     <w:r>
       <w:tab/>
       <w:tab/>
-      <w:t>2026-10-15</w:t>
+      <w:t>2026-10-16</w:t>
       <w:br/>
       <w:br/>
     </w:r>

--- a/klagomål/A 54601-2022 FSC-klagomål.docx
+++ b/klagomål/A 54601-2022 FSC-klagomål.docx
@@ -1166,7 +1166,7 @@
     <w:r>
       <w:tab/>
       <w:tab/>
-      <w:t>2026-10-16</w:t>
+      <w:t>2026-10-17</w:t>
       <w:br/>
       <w:br/>
     </w:r>

--- a/klagomål/A 54601-2022 FSC-klagomål.docx
+++ b/klagomål/A 54601-2022 FSC-klagomål.docx
@@ -1166,7 +1166,7 @@
     <w:r>
       <w:tab/>
       <w:tab/>
-      <w:t>2026-10-17</w:t>
+      <w:t>2026-10-18</w:t>
       <w:br/>
       <w:br/>
     </w:r>

--- a/klagomål/A 54601-2022 FSC-klagomål.docx
+++ b/klagomål/A 54601-2022 FSC-klagomål.docx
@@ -1166,7 +1166,7 @@
     <w:r>
       <w:tab/>
       <w:tab/>
-      <w:t>2026-10-18</w:t>
+      <w:t>2026-10-19</w:t>
       <w:br/>
       <w:br/>
     </w:r>

--- a/klagomål/A 54601-2022 FSC-klagomål.docx
+++ b/klagomål/A 54601-2022 FSC-klagomål.docx
@@ -1166,7 +1166,7 @@
     <w:r>
       <w:tab/>
       <w:tab/>
-      <w:t>2026-10-19</w:t>
+      <w:t>2026-10-20</w:t>
       <w:br/>
       <w:br/>
     </w:r>

--- a/klagomål/A 54601-2022 FSC-klagomål.docx
+++ b/klagomål/A 54601-2022 FSC-klagomål.docx
@@ -1166,7 +1166,7 @@
     <w:r>
       <w:tab/>
       <w:tab/>
-      <w:t>2026-10-20</w:t>
+      <w:t>2026-10-21</w:t>
       <w:br/>
       <w:br/>
     </w:r>

--- a/klagomål/A 54601-2022 FSC-klagomål.docx
+++ b/klagomål/A 54601-2022 FSC-klagomål.docx
@@ -1166,7 +1166,7 @@
     <w:r>
       <w:tab/>
       <w:tab/>
-      <w:t>2026-10-21</w:t>
+      <w:t>2026-10-22</w:t>
       <w:br/>
       <w:br/>
     </w:r>

--- a/klagomål/A 54601-2022 FSC-klagomål.docx
+++ b/klagomål/A 54601-2022 FSC-klagomål.docx
@@ -216,12 +216,12 @@
         <w:spacing w:after="240"/>
       </w:pPr>
       <w:r>
-        <w:t>Figur 1. Fyndplatser för naturvårdsarter i och inom 6 meter från avverkningsanmälan. Markörer utan svart kant är placerade på fyndplatsen. Markörer med svart kant är placerade vid sidan av fyndplatsen och har ett svart streck som visar fyndplatsens exakta position. Kartans mittpunktskoordinat är N 6404573, E 575669 i SWEREF 99 TM.</w:t>
+        <w:t>Figur 1. Fyndplatser för naturvårdsarter i och inom 9 meter från avverkningsanmälan. Markörer utan svart kant är placerade på fyndplatsen. Markörer med svart kant är placerade vid sidan av fyndplatsen och har ett svart streck som visar fyndplatsens exakta position. Kartans mittpunktskoordinat är N 6404573, E 575669 i SWEREF 99 TM.</w:t>
       </w:r>
     </w:p>
     <w:p>
       <w:r>
-        <w:t>I och inom 6 meter från avverkningsanmälan finns fynd av 18 naturvårdsarter, varav 10 är rödlistade, 7 är fridlysta, 9 är typiska (T) och 3 är signalarter (S): tallharticka (EN), dropptaggsvamp (NT, T), fjällig taggsvamp s.str. (NT), göktyta (NT, §4), kandelabersvamp (NT, T), koralltaggsvamp (NT, T), mindre hackspett (NT, T, §4), orange taggsvamp (NT, T), ullticka (NT, T), vårstarr (NT), grönpyrola (S, T), rävticka (S, T), zontaggsvamp (S), spillkråka (T, §4), havsörn (§4), kungsfågel (§4), skogsduva (§4) och skogsödla (§6). Se Figur 1.</w:t>
+        <w:t>I och inom 9 meter från avverkningsanmälan finns fynd av 18 naturvårdsarter, varav 10 är rödlistade, 7 är fridlysta, 9 är typiska (T) och 3 är signalarter (S): tallharticka (EN), dropptaggsvamp (NT, T), fjällig taggsvamp s.str. (NT), göktyta (NT, §4), kandelabersvamp (NT, T), koralltaggsvamp (NT, T), mindre hackspett (NT, T, §4), orange taggsvamp (NT, T), ullticka (NT, T), vårstarr (NT), grönpyrola (S, T), rävticka (S, T), zontaggsvamp (S), spillkråka (T, §4), havsörn (§4), kungsfågel (§4), skogsduva (§4) och skogsödla (§6). Se Figur 1.</w:t>
       </w:r>
     </w:p>
     <w:p>
@@ -1166,7 +1166,7 @@
     <w:r>
       <w:tab/>
       <w:tab/>
-      <w:t>2026-10-22</w:t>
+      <w:t>2026-10-23</w:t>
       <w:br/>
       <w:br/>
     </w:r>

--- a/klagomål/A 54601-2022 FSC-klagomål.docx
+++ b/klagomål/A 54601-2022 FSC-klagomål.docx
@@ -1166,7 +1166,7 @@
     <w:r>
       <w:tab/>
       <w:tab/>
-      <w:t>2026-10-23</w:t>
+      <w:t>2026-10-24</w:t>
       <w:br/>
       <w:br/>
     </w:r>

--- a/klagomål/A 54601-2022 FSC-klagomål.docx
+++ b/klagomål/A 54601-2022 FSC-klagomål.docx
@@ -1166,7 +1166,7 @@
     <w:r>
       <w:tab/>
       <w:tab/>
-      <w:t>2026-10-24</w:t>
+      <w:t>2026-10-25</w:t>
       <w:br/>
       <w:br/>
     </w:r>

--- a/klagomål/A 54601-2022 FSC-klagomål.docx
+++ b/klagomål/A 54601-2022 FSC-klagomål.docx
@@ -1166,7 +1166,7 @@
     <w:r>
       <w:tab/>
       <w:tab/>
-      <w:t>2026-10-25</w:t>
+      <w:t>2026-10-26</w:t>
       <w:br/>
       <w:br/>
     </w:r>

--- a/klagomål/A 54601-2022 FSC-klagomål.docx
+++ b/klagomål/A 54601-2022 FSC-klagomål.docx
@@ -1166,7 +1166,7 @@
     <w:r>
       <w:tab/>
       <w:tab/>
-      <w:t>2026-10-26</w:t>
+      <w:t>2026-10-27</w:t>
       <w:br/>
       <w:br/>
     </w:r>

--- a/klagomål/A 54601-2022 FSC-klagomål.docx
+++ b/klagomål/A 54601-2022 FSC-klagomål.docx
@@ -1166,7 +1166,7 @@
     <w:r>
       <w:tab/>
       <w:tab/>
-      <w:t>2026-10-27</w:t>
+      <w:t>2026-10-28</w:t>
       <w:br/>
       <w:br/>
     </w:r>

--- a/klagomål/A 54601-2022 FSC-klagomål.docx
+++ b/klagomål/A 54601-2022 FSC-klagomål.docx
@@ -1166,7 +1166,7 @@
     <w:r>
       <w:tab/>
       <w:tab/>
-      <w:t>2026-10-28</w:t>
+      <w:t>2026-10-29</w:t>
       <w:br/>
       <w:br/>
     </w:r>

--- a/klagomål/A 54601-2022 FSC-klagomål.docx
+++ b/klagomål/A 54601-2022 FSC-klagomål.docx
@@ -1166,7 +1166,7 @@
     <w:r>
       <w:tab/>
       <w:tab/>
-      <w:t>2026-10-29</w:t>
+      <w:t>2026-10-31</w:t>
       <w:br/>
       <w:br/>
     </w:r>
